--- a/notebooks/resume-builder/artifacts/target_resume_v1.docx
+++ b/notebooks/resume-builder/artifacts/target_resume_v1.docx
@@ -15,6 +15,21 @@
           <w:u w:val="none"/>
         </w:rPr>
         <w:t>Douglas Gordon Daly</w:t>
+      </w:r>
+    </w:p>
+    <w:p>
+      <w:pPr>
+        <w:spacing w:before="0" w:after="20"/>
+        <w:jc w:val="center"/>
+      </w:pPr>
+      <w:r>
+        <w:rPr>
+          <w:b/>
+          <w:i w:val="0"/>
+          <w:sz w:val="20"/>
+          <w:u w:val="none"/>
+        </w:rPr>
+        <w:t>Principal AI Architect / AI Platform Engineering Lead</w:t>
       </w:r>
     </w:p>
     <w:p>
@@ -83,7 +98,7 @@
     <w:p>
       <w:pPr>
         <w:pStyle w:val="ListBullet"/>
-        <w:spacing w:after="0"/>
+        <w:spacing w:before="0" w:after="0"/>
         <w:ind w:left="259" w:hanging="173"/>
       </w:pPr>
       <w:r>
@@ -99,7 +114,7 @@
     <w:p>
       <w:pPr>
         <w:pStyle w:val="ListBullet"/>
-        <w:spacing w:after="0"/>
+        <w:spacing w:before="0" w:after="0"/>
         <w:ind w:left="259" w:hanging="173"/>
       </w:pPr>
       <w:r>
@@ -115,7 +130,7 @@
     <w:p>
       <w:pPr>
         <w:pStyle w:val="ListBullet"/>
-        <w:spacing w:after="0"/>
+        <w:spacing w:before="0" w:after="0"/>
         <w:ind w:left="259" w:hanging="173"/>
       </w:pPr>
       <w:r>
@@ -131,7 +146,7 @@
     <w:p>
       <w:pPr>
         <w:pStyle w:val="ListBullet"/>
-        <w:spacing w:after="0"/>
+        <w:spacing w:before="0" w:after="0"/>
         <w:ind w:left="259" w:hanging="173"/>
       </w:pPr>
       <w:r>
@@ -147,7 +162,7 @@
     <w:p>
       <w:pPr>
         <w:pStyle w:val="ListBullet"/>
-        <w:spacing w:after="0"/>
+        <w:spacing w:before="0" w:after="0"/>
         <w:ind w:left="259" w:hanging="173"/>
       </w:pPr>
       <w:r>
@@ -163,7 +178,7 @@
     <w:p>
       <w:pPr>
         <w:pStyle w:val="ListBullet"/>
-        <w:spacing w:after="0"/>
+        <w:spacing w:before="0" w:after="0"/>
         <w:ind w:left="259" w:hanging="173"/>
       </w:pPr>
       <w:r>
@@ -224,7 +239,7 @@
     <w:p>
       <w:pPr>
         <w:pStyle w:val="ListBullet"/>
-        <w:spacing w:after="0"/>
+        <w:spacing w:before="0" w:after="0"/>
         <w:ind w:left="259" w:hanging="173"/>
       </w:pPr>
       <w:r>
@@ -234,13 +249,13 @@
           <w:sz w:val="17"/>
           <w:u w:val="none"/>
         </w:rPr>
-        <w:t>Built a governed analytics assistant leveraging Gemini, BigQuery, and tool-calling architectures, applying analyst rules and operational controls to ensure predictable, auditable, and compliant execution of generative AI workflows.</w:t>
+        <w:t>Architected and delivered a governed analytics assistant leveraging Gemini, BigQuery, and tool-calling architectures, embedding analyst rules and operational controls to ensure predictable, auditable, and compliant execution of generative AI workflows.</w:t>
       </w:r>
     </w:p>
     <w:p>
       <w:pPr>
         <w:pStyle w:val="ListBullet"/>
-        <w:spacing w:after="0"/>
+        <w:spacing w:before="0" w:after="0"/>
         <w:ind w:left="259" w:hanging="173"/>
       </w:pPr>
       <w:r>
@@ -250,13 +265,13 @@
           <w:sz w:val="17"/>
           <w:u w:val="none"/>
         </w:rPr>
-        <w:t>Developed automated frameworks for profiling, type inference, duplicate detection, candidate key analysis, and cross-system join validation across 100+ source tables and millions of operational and financial records, enhancing data quality and interoperability.</w:t>
+        <w:t>Developed automated frameworks for profiling, type inference, duplicate detection, candidate key analysis, and cross-system join validation across 100+ source tables and millions of operational and financial records, advancing data quality and interoperability at scale.</w:t>
       </w:r>
     </w:p>
     <w:p>
       <w:pPr>
         <w:pStyle w:val="ListBullet"/>
-        <w:spacing w:after="0"/>
+        <w:spacing w:before="0" w:after="0"/>
         <w:ind w:left="259" w:hanging="173"/>
       </w:pPr>
       <w:r>
@@ -272,7 +287,7 @@
     <w:p>
       <w:pPr>
         <w:pStyle w:val="ListBullet"/>
-        <w:spacing w:after="0"/>
+        <w:spacing w:before="0" w:after="0"/>
         <w:ind w:left="259" w:hanging="173"/>
       </w:pPr>
       <w:r>
@@ -282,7 +297,7 @@
           <w:sz w:val="17"/>
           <w:u w:val="none"/>
         </w:rPr>
-        <w:t>Led analytical readiness assessment for Oracle/EBS and Maximo data migration to BigQuery, establishing the basis for cross-domain analytics across construction operations and financial systems.</w:t>
+        <w:t>Led analytical readiness assessment for Oracle/EBS and Maximo data migration to BigQuery, establishing the groundwork for cross-domain analytics spanning construction operations and financial systems.</w:t>
       </w:r>
     </w:p>
     <w:p>
@@ -302,7 +317,7 @@
     <w:p>
       <w:pPr>
         <w:pStyle w:val="ListBullet"/>
-        <w:spacing w:after="0"/>
+        <w:spacing w:before="0" w:after="0"/>
         <w:ind w:left="259" w:hanging="173"/>
       </w:pPr>
       <w:r>
@@ -312,13 +327,13 @@
           <w:sz w:val="17"/>
           <w:u w:val="none"/>
         </w:rPr>
-        <w:t>Architected AWS-based AI and graph analytics pipelines leveraging SageMaker, Terraform, S3, and containerized workloads to enable scalable, cloud-native ML workflows.</w:t>
+        <w:t>Architected AWS-based AI and graph analytics pipelines leveraging SageMaker, Terraform, S3, and containerized workloads to enable scalable, cloud-native ML solutions.</w:t>
       </w:r>
     </w:p>
     <w:p>
       <w:pPr>
         <w:pStyle w:val="ListBullet"/>
-        <w:spacing w:after="0"/>
+        <w:spacing w:before="0" w:after="0"/>
         <w:ind w:left="259" w:hanging="173"/>
       </w:pPr>
       <w:r>
@@ -348,7 +363,7 @@
     <w:p>
       <w:pPr>
         <w:pStyle w:val="ListBullet"/>
-        <w:spacing w:after="0"/>
+        <w:spacing w:before="0" w:after="0"/>
         <w:ind w:left="259" w:hanging="173"/>
       </w:pPr>
       <w:r>
@@ -364,7 +379,7 @@
     <w:p>
       <w:pPr>
         <w:pStyle w:val="ListBullet"/>
-        <w:spacing w:after="0"/>
+        <w:spacing w:before="0" w:after="0"/>
         <w:ind w:left="259" w:hanging="173"/>
       </w:pPr>
       <w:r>
@@ -374,7 +389,7 @@
           <w:sz w:val="17"/>
           <w:u w:val="none"/>
         </w:rPr>
-        <w:t>Delivered instruction on transformer architectures, LLMs, RAG, agentic and multimodal AI, diffusion models, and enterprise AI governance, enabling talent development in advanced generative and agentic AI technologies.</w:t>
+        <w:t>Delivered instruction on transformer architectures, LLMs, RAG, agentic and multimodal AI, diffusion models, and enterprise AI governance, enabling advanced technical fluency and developer enablement.</w:t>
       </w:r>
     </w:p>
     <w:p>
@@ -394,7 +409,7 @@
     <w:p>
       <w:pPr>
         <w:pStyle w:val="ListBullet"/>
-        <w:spacing w:after="0"/>
+        <w:spacing w:before="0" w:after="0"/>
         <w:ind w:left="259" w:hanging="173"/>
       </w:pPr>
       <w:r>
@@ -410,7 +425,7 @@
     <w:p>
       <w:pPr>
         <w:pStyle w:val="ListBullet"/>
-        <w:spacing w:after="0"/>
+        <w:spacing w:before="0" w:after="0"/>
         <w:ind w:left="259" w:hanging="173"/>
       </w:pPr>
       <w:r>
@@ -440,7 +455,7 @@
     <w:p>
       <w:pPr>
         <w:pStyle w:val="ListBullet"/>
-        <w:spacing w:after="0"/>
+        <w:spacing w:before="0" w:after="0"/>
         <w:ind w:left="259" w:hanging="173"/>
       </w:pPr>
       <w:r>
@@ -450,13 +465,13 @@
           <w:sz w:val="17"/>
           <w:u w:val="none"/>
         </w:rPr>
-        <w:t>Partnered with finance, marketing, and product stakeholders to translate attribution and performance data into actionable business recommendations, driving alignment between business objectives and technical solutions.</w:t>
+        <w:t>Partnered with finance, marketing, and product stakeholders to translate attribution and performance data into actionable business recommendations, driving cross-functional alignment and business impact.</w:t>
       </w:r>
     </w:p>
     <w:p>
       <w:pPr>
         <w:pStyle w:val="ListBullet"/>
-        <w:spacing w:after="0"/>
+        <w:spacing w:before="0" w:after="0"/>
         <w:ind w:left="259" w:hanging="173"/>
       </w:pPr>
       <w:r>
@@ -486,7 +501,7 @@
     <w:p>
       <w:pPr>
         <w:pStyle w:val="ListBullet"/>
-        <w:spacing w:after="0"/>
+        <w:spacing w:before="0" w:after="0"/>
         <w:ind w:left="259" w:hanging="173"/>
       </w:pPr>
       <w:r>
@@ -496,13 +511,13 @@
           <w:sz w:val="17"/>
           <w:u w:val="none"/>
         </w:rPr>
-        <w:t>Designed and developed the ReMon framework, empowering engineering teams to implement robust monitoring and alerting systems without deep internal tooling expertise; widely adopted across Meta FinTech and instrumental in the automatic detection of over 15 SEVs in 2024.</w:t>
+        <w:t>Designed and developed the ReMon framework, empowering engineering teams to implement comprehensive monitoring and alerting systems without deep internal tooling expertise; adopted across Meta FinTech and enabled automatic detection of over 15 SEVs in 2024.</w:t>
       </w:r>
     </w:p>
     <w:p>
       <w:pPr>
         <w:pStyle w:val="ListBullet"/>
-        <w:spacing w:after="0"/>
+        <w:spacing w:before="0" w:after="0"/>
         <w:ind w:left="259" w:hanging="173"/>
       </w:pPr>
       <w:r>
@@ -512,7 +527,7 @@
           <w:sz w:val="17"/>
           <w:u w:val="none"/>
         </w:rPr>
-        <w:t>Developed forecasting and performance-management frameworks that translated engineering initiatives into projected reliability outcomes, supporting planning, goal setting, and leadership decision-making across multiple business pillars.</w:t>
+        <w:t>Developed forecasting and performance-management frameworks that translated engineering initiatives into projected reliability outcomes, supporting planning, goal setting, and leadership decision-making across business pillars.</w:t>
       </w:r>
     </w:p>
     <w:p>
@@ -532,7 +547,7 @@
     <w:p>
       <w:pPr>
         <w:pStyle w:val="ListBullet"/>
-        <w:spacing w:after="0"/>
+        <w:spacing w:before="0" w:after="0"/>
         <w:ind w:left="259" w:hanging="173"/>
       </w:pPr>
       <w:r>
@@ -562,7 +577,7 @@
     <w:p>
       <w:pPr>
         <w:pStyle w:val="ListBullet"/>
-        <w:spacing w:after="0"/>
+        <w:spacing w:before="0" w:after="0"/>
         <w:ind w:left="259" w:hanging="173"/>
       </w:pPr>
       <w:r>
@@ -592,7 +607,7 @@
     <w:p>
       <w:pPr>
         <w:pStyle w:val="ListBullet"/>
-        <w:spacing w:after="0"/>
+        <w:spacing w:before="0" w:after="0"/>
         <w:ind w:left="259" w:hanging="173"/>
       </w:pPr>
       <w:r>
@@ -602,7 +617,7 @@
           <w:sz w:val="17"/>
           <w:u w:val="none"/>
         </w:rPr>
-        <w:t>Architected a scalable SEO and information-architecture framework for Nike's product discovery platform, aligning customer navigation with search engine indexation to support a rapidly growing product catalog.</w:t>
+        <w:t>Architected a scalable SEO and information-architecture framework for Nike's product discovery, aligning customer navigation with search engine indexation to support a rapidly growing product catalog.</w:t>
       </w:r>
     </w:p>
     <w:p>
@@ -622,7 +637,7 @@
     <w:p>
       <w:pPr>
         <w:pStyle w:val="ListBullet"/>
-        <w:spacing w:after="0"/>
+        <w:spacing w:before="0" w:after="0"/>
         <w:ind w:left="259" w:hanging="173"/>
       </w:pPr>
       <w:r>
@@ -638,7 +653,7 @@
     <w:p>
       <w:pPr>
         <w:pStyle w:val="ListBullet"/>
-        <w:spacing w:after="0"/>
+        <w:spacing w:before="0" w:after="0"/>
         <w:ind w:left="259" w:hanging="173"/>
       </w:pPr>
       <w:r>
@@ -648,13 +663,13 @@
           <w:sz w:val="17"/>
           <w:u w:val="none"/>
         </w:rPr>
-        <w:t>Secured executive sponsorship and expanded initial Splunk-based prototypes into a scalable Kafka and Elastic Stack solution, modernizing enterprise monitoring in alignment with open-source strategy.</w:t>
+        <w:t>Secured executive sponsorship and expanded initial Splunk-based prototypes into a scalable Kafka and Elastic Stack monitoring solution, advancing enterprise modernization and aligning with open-source strategy.</w:t>
       </w:r>
     </w:p>
     <w:p>
       <w:pPr>
         <w:pStyle w:val="ListBullet"/>
-        <w:spacing w:after="0"/>
+        <w:spacing w:before="0" w:after="0"/>
         <w:ind w:left="259" w:hanging="173"/>
       </w:pPr>
       <w:r>
@@ -684,7 +699,7 @@
     <w:p>
       <w:pPr>
         <w:pStyle w:val="ListBullet"/>
-        <w:spacing w:after="0"/>
+        <w:spacing w:before="0" w:after="0"/>
         <w:ind w:left="259" w:hanging="173"/>
       </w:pPr>
       <w:r>
@@ -700,7 +715,7 @@
     <w:p>
       <w:pPr>
         <w:pStyle w:val="ListBullet"/>
-        <w:spacing w:after="0"/>
+        <w:spacing w:before="0" w:after="0"/>
         <w:ind w:left="259" w:hanging="173"/>
       </w:pPr>
       <w:r>
@@ -842,7 +857,7 @@
     <w:p>
       <w:pPr>
         <w:pStyle w:val="ListBullet"/>
-        <w:spacing w:after="0"/>
+        <w:spacing w:before="0" w:after="0"/>
         <w:ind w:left="259" w:hanging="173"/>
       </w:pPr>
       <w:r>
@@ -858,7 +873,7 @@
     <w:p>
       <w:pPr>
         <w:pStyle w:val="ListBullet"/>
-        <w:spacing w:after="0"/>
+        <w:spacing w:before="0" w:after="0"/>
         <w:ind w:left="259" w:hanging="173"/>
       </w:pPr>
       <w:r>
@@ -874,7 +889,7 @@
     <w:p>
       <w:pPr>
         <w:pStyle w:val="ListBullet"/>
-        <w:spacing w:after="0"/>
+        <w:spacing w:before="0" w:after="0"/>
         <w:ind w:left="259" w:hanging="173"/>
       </w:pPr>
       <w:r>
@@ -921,7 +936,7 @@
     <w:p>
       <w:pPr>
         <w:pStyle w:val="ListBullet"/>
-        <w:spacing w:after="0"/>
+        <w:spacing w:before="0" w:after="0"/>
         <w:ind w:left="259" w:hanging="173"/>
       </w:pPr>
       <w:r>
@@ -937,7 +952,7 @@
     <w:p>
       <w:pPr>
         <w:pStyle w:val="ListBullet"/>
-        <w:spacing w:after="0"/>
+        <w:spacing w:before="0" w:after="0"/>
         <w:ind w:left="259" w:hanging="173"/>
       </w:pPr>
       <w:r>
@@ -967,7 +982,7 @@
     <w:p>
       <w:pPr>
         <w:pStyle w:val="ListBullet"/>
-        <w:spacing w:after="0"/>
+        <w:spacing w:before="0" w:after="0"/>
         <w:ind w:left="259" w:hanging="173"/>
       </w:pPr>
       <w:r>
@@ -983,7 +998,7 @@
     <w:p>
       <w:pPr>
         <w:pStyle w:val="ListBullet"/>
-        <w:spacing w:after="0"/>
+        <w:spacing w:before="0" w:after="0"/>
         <w:ind w:left="259" w:hanging="173"/>
       </w:pPr>
       <w:r>
@@ -1013,7 +1028,7 @@
     <w:p>
       <w:pPr>
         <w:pStyle w:val="ListBullet"/>
-        <w:spacing w:after="0"/>
+        <w:spacing w:before="0" w:after="0"/>
         <w:ind w:left="259" w:hanging="173"/>
       </w:pPr>
       <w:r>
@@ -1029,7 +1044,7 @@
     <w:p>
       <w:pPr>
         <w:pStyle w:val="ListBullet"/>
-        <w:spacing w:after="0"/>
+        <w:spacing w:before="0" w:after="0"/>
         <w:ind w:left="259" w:hanging="173"/>
       </w:pPr>
       <w:r>
